--- a/fra/docx/020.content.docx
+++ b/fra/docx/020.content.docx
@@ -19,7 +19,7 @@
         <w:rPr>
           <w:lang w:val="fr_FR" w:bidi="fr_FR"/>
         </w:rPr>
-        <w:t>Resource: Tyndale Open Study Notes</w:t>
+        <w:t>Resource: Aquifer Open Study Notes (Profiles)</w:t>
       </w:r>
       <w:r>
         <w:rPr>
@@ -112,7 +112,7 @@
         <w:rPr>
           <w:lang w:val="fr_FR" w:bidi="fr_FR"/>
         </w:rPr>
-        <w:t>Tyndale Open Study Notes</w:t>
+        <w:t>Aquifer Open Study Notes (Profiles)</w:t>
       </w:r>
     </w:p>
     <w:p>

--- a/fra/docx/020.content.docx
+++ b/fra/docx/020.content.docx
@@ -261,72 +261,48 @@
         </w:rPr>
         <w:t>Beaucoup attendaient de grandes choses de Zorobabel, puisqu'il était issu de la famille du roi David (</w:t>
       </w:r>
-      <w:hyperlink r:id="rId13">
-        <w:r>
-          <w:rPr>
-            <w:lang w:val="fr_FR" w:bidi="fr_FR"/>
-          </w:rPr>
-          <w:rPr>
-            <w:color w:val="0000EE"/>
-            <w:u w:val="single"/>
-          </w:rPr>
-          <w:t>1Ch 3.1–19</w:t>
-        </w:r>
-      </w:hyperlink>
+      <w:r>
+        <w:rPr>
+          <w:lang w:val="fr_FR" w:bidi="fr_FR"/>
+        </w:rPr>
+        <w:t>1Ch 3.1–19</w:t>
+      </w:r>
       <w:r>
         <w:rPr>
           <w:lang w:val="fr_FR" w:bidi="fr_FR"/>
         </w:rPr>
         <w:t>). Aggée et Zacharie le décrivirent avec des termes messianiques, le présentant comme celui choisi par Dieu pour restaurer Israël (</w:t>
       </w:r>
-      <w:hyperlink r:id="rId14">
-        <w:r>
-          <w:rPr>
-            <w:lang w:val="fr_FR" w:bidi="fr_FR"/>
-          </w:rPr>
-          <w:rPr>
-            <w:color w:val="0000EE"/>
-            <w:u w:val="single"/>
-          </w:rPr>
-          <w:t>Ag 2.21–23</w:t>
-        </w:r>
-      </w:hyperlink>
+      <w:r>
+        <w:rPr>
+          <w:lang w:val="fr_FR" w:bidi="fr_FR"/>
+        </w:rPr>
+        <w:t>Ag 2.21–23</w:t>
+      </w:r>
       <w:r>
         <w:rPr>
           <w:lang w:val="fr_FR" w:bidi="fr_FR"/>
         </w:rPr>
         <w:t xml:space="preserve"> ; </w:t>
       </w:r>
-      <w:hyperlink r:id="rId15">
-        <w:r>
-          <w:rPr>
-            <w:lang w:val="fr_FR" w:bidi="fr_FR"/>
-          </w:rPr>
-          <w:rPr>
-            <w:color w:val="0000EE"/>
-            <w:u w:val="single"/>
-          </w:rPr>
-          <w:t>Za 4.6–7</w:t>
-        </w:r>
-      </w:hyperlink>
+      <w:r>
+        <w:rPr>
+          <w:lang w:val="fr_FR" w:bidi="fr_FR"/>
+        </w:rPr>
+        <w:t>Za 4.6–7</w:t>
+      </w:r>
       <w:r>
         <w:rPr>
           <w:lang w:val="fr_FR" w:bidi="fr_FR"/>
         </w:rPr>
         <w:t>). Toutefois, Zorobabel finit par disparaître de l'histoire biblique sans explication, et il apparut clairement que ce premier gouverneur de Judée n'était pas le Messie. Ce rôle glorieux serait ultérieurement rempli par Jésus-Christ, l'un des descendants de Zorobabel (</w:t>
       </w:r>
-      <w:hyperlink r:id="rId16">
-        <w:r>
-          <w:rPr>
-            <w:lang w:val="fr_FR" w:bidi="fr_FR"/>
-          </w:rPr>
-          <w:rPr>
-            <w:color w:val="0000EE"/>
-            <w:u w:val="single"/>
-          </w:rPr>
-          <w:t>Mt 1.12</w:t>
-        </w:r>
-      </w:hyperlink>
+      <w:r>
+        <w:rPr>
+          <w:lang w:val="fr_FR" w:bidi="fr_FR"/>
+        </w:rPr>
+        <w:t>Mt 1.12</w:t>
+      </w:r>
       <w:r>
         <w:rPr>
           <w:lang w:val="fr_FR" w:bidi="fr_FR"/>
@@ -356,90 +332,60 @@
           <w:lang w:val="fr_FR" w:bidi="fr_FR"/>
         </w:rPr>
       </w:r>
-      <w:hyperlink r:id="rId17">
-        <w:r>
-          <w:rPr>
-            <w:lang w:val="fr_FR" w:bidi="fr_FR"/>
-          </w:rPr>
-          <w:rPr>
-            <w:color w:val="0000EE"/>
-            <w:u w:val="single"/>
-          </w:rPr>
-          <w:t>Esd 2.1–6.22</w:t>
-        </w:r>
-      </w:hyperlink>
+      <w:r>
+        <w:rPr>
+          <w:lang w:val="fr_FR" w:bidi="fr_FR"/>
+        </w:rPr>
+        <w:t>Esd 2.1–6.22</w:t>
+      </w:r>
       <w:r>
         <w:rPr>
           <w:lang w:val="fr_FR" w:bidi="fr_FR"/>
         </w:rPr>
         <w:t xml:space="preserve"> ; </w:t>
       </w:r>
-      <w:hyperlink r:id="rId18">
-        <w:r>
-          <w:rPr>
-            <w:lang w:val="fr_FR" w:bidi="fr_FR"/>
-          </w:rPr>
-          <w:rPr>
-            <w:color w:val="0000EE"/>
-            <w:u w:val="single"/>
-          </w:rPr>
-          <w:t>Né 7.7</w:t>
-        </w:r>
-      </w:hyperlink>
+      <w:r>
+        <w:rPr>
+          <w:lang w:val="fr_FR" w:bidi="fr_FR"/>
+        </w:rPr>
+        <w:t>Né 7.7</w:t>
+      </w:r>
       <w:r>
         <w:rPr>
           <w:lang w:val="fr_FR" w:bidi="fr_FR"/>
         </w:rPr>
         <w:t xml:space="preserve"> ; </w:t>
       </w:r>
-      <w:hyperlink r:id="rId19">
-        <w:r>
-          <w:rPr>
-            <w:lang w:val="fr_FR" w:bidi="fr_FR"/>
-          </w:rPr>
-          <w:rPr>
-            <w:color w:val="0000EE"/>
-            <w:u w:val="single"/>
-          </w:rPr>
-          <w:t>Ag 1.12–2.23</w:t>
-        </w:r>
-      </w:hyperlink>
+      <w:r>
+        <w:rPr>
+          <w:lang w:val="fr_FR" w:bidi="fr_FR"/>
+        </w:rPr>
+        <w:t>Ag 1.12–2.23</w:t>
+      </w:r>
       <w:r>
         <w:rPr>
           <w:lang w:val="fr_FR" w:bidi="fr_FR"/>
         </w:rPr>
         <w:t xml:space="preserve"> ; </w:t>
       </w:r>
-      <w:hyperlink r:id="rId20">
-        <w:r>
-          <w:rPr>
-            <w:lang w:val="fr_FR" w:bidi="fr_FR"/>
-          </w:rPr>
-          <w:rPr>
-            <w:color w:val="0000EE"/>
-            <w:u w:val="single"/>
-          </w:rPr>
-          <w:t>Za 4.1–14</w:t>
-        </w:r>
-      </w:hyperlink>
+      <w:r>
+        <w:rPr>
+          <w:lang w:val="fr_FR" w:bidi="fr_FR"/>
+        </w:rPr>
+        <w:t>Za 4.1–14</w:t>
+      </w:r>
       <w:r>
         <w:rPr>
           <w:lang w:val="fr_FR" w:bidi="fr_FR"/>
         </w:rPr>
         <w:t xml:space="preserve"> ; </w:t>
       </w:r>
-      <w:hyperlink r:id="rId16">
-        <w:r>
-          <w:rPr>
-            <w:lang w:val="fr_FR" w:bidi="fr_FR"/>
-          </w:rPr>
-          <w:rPr>
-            <w:color w:val="0000EE"/>
-            <w:u w:val="single"/>
-          </w:rPr>
-          <w:t>Mt 1.12</w:t>
-        </w:r>
-      </w:hyperlink>
+      <w:r>
+        <w:rPr>
+          <w:lang w:val="fr_FR" w:bidi="fr_FR"/>
+        </w:rPr>
+        <w:t>Mt 1.12</w:t>
+      </w:r>
       <w:r>
         <w:rPr>
           <w:lang w:val="fr_FR" w:bidi="fr_FR"/>
